--- a/Game Dev Docs/BuzzLightyear_GDD.docx
+++ b/Game Dev Docs/BuzzLightyear_GDD.docx
@@ -1,6 +1,6 @@
 
 <file path=word/document.xml><?xml version="1.0" encoding="utf-8"?>
-<w:document xmlns:wpc="http://schemas.microsoft.com/office/word/2010/wordprocessingCanvas" xmlns:cx="http://schemas.microsoft.com/office/drawing/2014/chartex" xmlns:cx1="http://schemas.microsoft.com/office/drawing/2015/9/8/chartex" xmlns:cx2="http://schemas.microsoft.com/office/drawing/2015/10/21/chartex" xmlns:cx3="http://schemas.microsoft.com/office/drawing/2016/5/9/chartex" xmlns:cx4="http://schemas.microsoft.com/office/drawing/2016/5/10/chartex" xmlns:cx5="http://schemas.microsoft.com/office/drawing/2016/5/11/chartex" xmlns:cx6="http://schemas.microsoft.com/office/drawing/2016/5/12/chartex" xmlns:cx7="http://schemas.microsoft.com/office/drawing/2016/5/13/chartex" xmlns:cx8="http://schemas.microsoft.com/office/drawing/2016/5/14/chartex" xmlns:mc="http://schemas.openxmlformats.org/markup-compatibility/2006" xmlns:aink="http://schemas.microsoft.com/office/drawing/2016/ink" xmlns:am3d="http://schemas.microsoft.com/office/drawing/2017/model3d" xmlns:o="urn:schemas-microsoft-com:office:office" xmlns:oel="http://schemas.microsoft.com/office/2019/extlst" xmlns:r="http://schemas.openxmlformats.org/officeDocument/2006/relationships" xmlns:m="http://schemas.openxmlformats.org/officeDocument/2006/math" xmlns:v="urn:schemas-microsoft-com:vml" xmlns:wp14="http://schemas.microsoft.com/office/word/2010/wordprocessingDrawing" xmlns:wp="http://schemas.openxmlformats.org/drawingml/2006/wordprocessingDrawing" xmlns:w10="urn:schemas-microsoft-com:office:word" xmlns:w="http://schemas.openxmlformats.org/wordprocessingml/2006/main" xmlns:w14="http://schemas.microsoft.com/office/word/2010/wordml" xmlns:w15="http://schemas.microsoft.com/office/word/2012/wordml" xmlns:w16cex="http://schemas.microsoft.com/office/word/2018/wordml/cex" xmlns:w16cid="http://schemas.microsoft.com/office/word/2016/wordml/cid" xmlns:w16="http://schemas.microsoft.com/office/word/2018/wordml" xmlns:w16du="http://schemas.microsoft.com/office/word/2023/wordml/word16du" xmlns:w16sdtdh="http://schemas.microsoft.com/office/word/2020/wordml/sdtdatahash" xmlns:w16sdtfl="http://schemas.microsoft.com/office/word/2024/wordml/sdtformatlock" xmlns:w16se="http://schemas.microsoft.com/office/word/2015/wordml/symex" xmlns:wpg="http://schemas.microsoft.com/office/word/2010/wordprocessingGroup" xmlns:wpi="http://schemas.microsoft.com/office/word/2010/wordprocessingInk" xmlns:wne="http://schemas.microsoft.com/office/word/2006/wordml" xmlns:wps="http://schemas.microsoft.com/office/word/2010/wordprocessingShape" mc:Ignorable="w14 w15 w16se w16cid w16 w16cex w16sdtdh w16sdtfl w16du wp14">
+<w:document xmlns:wpc="http://schemas.microsoft.com/office/word/2010/wordprocessingCanvas" xmlns:cx="http://schemas.microsoft.com/office/drawing/2014/chartex" xmlns:cx1="http://schemas.microsoft.com/office/drawing/2015/9/8/chartex" xmlns:cx2="http://schemas.microsoft.com/office/drawing/2015/10/21/chartex" xmlns:cx3="http://schemas.microsoft.com/office/drawing/2016/5/9/chartex" xmlns:cx4="http://schemas.microsoft.com/office/drawing/2016/5/10/chartex" xmlns:cx5="http://schemas.microsoft.com/office/drawing/2016/5/11/chartex" xmlns:cx6="http://schemas.microsoft.com/office/drawing/2016/5/12/chartex" xmlns:cx7="http://schemas.microsoft.com/office/drawing/2016/5/13/chartex" xmlns:cx8="http://schemas.microsoft.com/office/drawing/2016/5/14/chartex" xmlns:mc="http://schemas.openxmlformats.org/markup-compatibility/2006" xmlns:m="http://schemas.openxmlformats.org/officeDocument/2006/math" xmlns:aink="http://schemas.microsoft.com/office/drawing/2016/ink" xmlns:am3d="http://schemas.microsoft.com/office/drawing/2017/model3d" xmlns:oel="http://schemas.microsoft.com/office/2019/extlst" xmlns:r="http://schemas.openxmlformats.org/officeDocument/2006/relationships" xmlns:wp14="http://schemas.microsoft.com/office/word/2010/wordprocessingDrawing" xmlns:wp="http://schemas.openxmlformats.org/drawingml/2006/wordprocessingDrawing" xmlns:wpg="http://schemas.microsoft.com/office/word/2010/wordprocessingGroup" xmlns:wpi="http://schemas.microsoft.com/office/word/2010/wordprocessingInk" xmlns:wps="http://schemas.microsoft.com/office/word/2010/wordprocessingShape" xmlns:o="urn:schemas-microsoft-com:office:office" xmlns:v="urn:schemas-microsoft-com:vml" xmlns:w10="urn:schemas-microsoft-com:office:word" xmlns:w="http://schemas.openxmlformats.org/wordprocessingml/2006/main" xmlns:w14="http://schemas.microsoft.com/office/word/2010/wordml" xmlns:w15="http://schemas.microsoft.com/office/word/2012/wordml" xmlns:w16cex="http://schemas.microsoft.com/office/word/2018/wordml/cex" xmlns:w16cid="http://schemas.microsoft.com/office/word/2016/wordml/cid" xmlns:w16="http://schemas.microsoft.com/office/word/2018/wordml" xmlns:w16sdtdh="http://schemas.microsoft.com/office/word/2020/wordml/sdtdatahash" xmlns:w16sdtfl="http://schemas.microsoft.com/office/word/2024/wordml/sdtformatlock" xmlns:w16se="http://schemas.microsoft.com/office/word/2015/wordml/symex" xmlns:w16du="http://schemas.microsoft.com/office/word/2023/wordml/word16du" xmlns:wne="http://schemas.microsoft.com/office/word/2006/wordml" mc:Ignorable="w14 w15 w16se w16cid w16 w16cex w16sdtdh w16sdtfl w16du wp14">
   <w:body>
     <w:p>
       <w:pPr>
@@ -114,7 +114,7 @@
         <w:rPr>
           <w:color w:val="616161"/>
         </w:rPr>
-        <w:t xml:space="preserve">  Platform: Mobile (iOS / Android)</w:t>
+        <w:t xml:space="preserve">  Platform: </w:t>
       </w:r>
     </w:p>
     <w:p>
@@ -304,7 +304,37 @@
         <w:spacing w:before="60" w:after="60"/>
       </w:pPr>
       <w:r>
-        <w:t>Buzz wakes on Sid's cluttered desk — surrounded by half-broken toys and mechanical debris — and spots Andy's window through the smudged glass. Woody is there, waiting, a tiny silhouette behind the curtain. The mission is clear.</w:t>
+        <w:t>Buzz wakes on Sid's cluttered desk</w:t>
+      </w:r>
+      <w:r>
+        <w:t xml:space="preserve">; </w:t>
+      </w:r>
+      <w:r>
+        <w:t>surrounded by half-broken toys and mechanical debris</w:t>
+      </w:r>
+      <w:r>
+        <w:t xml:space="preserve">, </w:t>
+      </w:r>
+      <w:r>
+        <w:t xml:space="preserve">and spots Andy's window through the </w:t>
+      </w:r>
+      <w:r>
+        <w:t>open</w:t>
+      </w:r>
+      <w:r>
+        <w:t xml:space="preserve"> </w:t>
+      </w:r>
+      <w:r>
+        <w:t>window</w:t>
+      </w:r>
+      <w:r>
+        <w:t xml:space="preserve">. Woody is there, waiting, a tiny silhouette </w:t>
+      </w:r>
+      <w:r>
+        <w:t>looking right at Buzz</w:t>
+      </w:r>
+      <w:r>
+        <w:t>. The mission is clear.</w:t>
       </w:r>
     </w:p>
     <w:p>
@@ -312,7 +342,13 @@
         <w:spacing w:before="60" w:after="60"/>
       </w:pPr>
       <w:r>
-        <w:t>The backyard is alive: birds trace swooping arcs through the warm afternoon air, bees patrol the flower garden with indignant purpose, and gusts from the open street send kites and loose clothesline laundry spinning through Buzz's flight path. The sprinkler arcs. A dog naps near the doghouse. This world is not hostile by design — it is simply indifferent to a small plastic spaceman with failing wing batteries, which amounts to the same thing.</w:t>
+        <w:t>The backyard is alive: birds trace swooping arcs through the warm afternoon air, bees patrol the flower garden with indignant purpose, and gusts from the open street send kites and loose clothesline laundry spinning through Buzz's flight path. The sprinkler arcs. A dog naps near the doghouse. This world is not hostile by design</w:t>
+      </w:r>
+      <w:r>
+        <w:t xml:space="preserve">; </w:t>
+      </w:r>
+      <w:r>
+        <w:t>it is simply indifferent to a small plastic spaceman with failing wing batteries, which amounts to the same thing.</w:t>
       </w:r>
     </w:p>
     <w:p>
@@ -336,7 +372,13 @@
         <w:spacing w:before="60" w:after="60"/>
       </w:pPr>
       <w:r>
-        <w:t>Conflict: The backyard is a gauntlet. Each obstacle is a natural feature of the yard — nothing is malicious, everything is simply in the way. The drama comes from Buzz's stubborn courage against mounting physics.</w:t>
+        <w:t>Conflict: The backyard is a gauntlet. Each obstacle is a natural feature of the yard</w:t>
+      </w:r>
+      <w:r>
+        <w:t xml:space="preserve">; </w:t>
+      </w:r>
+      <w:r>
+        <w:t>nothing is malicious, everything is simply in the way. The drama comes from Buzz's stubborn courage against mounting physics.</w:t>
       </w:r>
     </w:p>
     <w:p>
@@ -344,7 +386,13 @@
         <w:spacing w:before="60" w:after="60"/>
       </w:pPr>
       <w:r>
-        <w:t xml:space="preserve">Resolution: Reaching Andy's window triggers a short victory cutscene — Woody throws open the window, a warm golden light spills out, and Buzz tumbles </w:t>
+        <w:t>Resolution: Reaching Andy's window triggers a short victory cutscene</w:t>
+      </w:r>
+      <w:r>
+        <w:t xml:space="preserve">. </w:t>
+      </w:r>
+      <w:r>
+        <w:t xml:space="preserve">Woody throws open the window, a warm golden light spills out, and Buzz tumbles </w:t>
       </w:r>
       <w:proofErr w:type="gramStart"/>
       <w:r>
@@ -393,7 +441,19 @@
         <w:spacing w:before="60" w:after="60"/>
       </w:pPr>
       <w:r>
-        <w:t>Reach Andy's window — the fixed endpoint of the run — without Buzz's battery depleting or colliding with an obstacle. Triggers a victory screen and celebration cutscene.</w:t>
+        <w:t xml:space="preserve">Reach Andy's window </w:t>
+      </w:r>
+      <w:r>
+        <w:t>(</w:t>
+      </w:r>
+      <w:r>
+        <w:t>the fixed endpoint of the run</w:t>
+      </w:r>
+      <w:r>
+        <w:t xml:space="preserve">) </w:t>
+      </w:r>
+      <w:r>
+        <w:t>without Buzz's battery depleting or colliding with an obstacle. Triggers a victory screen and celebration cutscene.</w:t>
       </w:r>
     </w:p>
     <w:p>
@@ -527,7 +587,13 @@
         <w:spacing w:before="40" w:after="40"/>
       </w:pPr>
       <w:r>
-        <w:t>Tap to launch Buzz from Sid's window — brief wind-up animation, then the scroll begins.</w:t>
+        <w:t>Tap to launch Buzz from Sid's window</w:t>
+      </w:r>
+      <w:r>
+        <w:t xml:space="preserve">; </w:t>
+      </w:r>
+      <w:r>
+        <w:t>brief wind-up animation, then the scroll begins.</w:t>
       </w:r>
     </w:p>
     <w:p>
@@ -613,7 +679,13 @@
       </w:r>
       <w:proofErr w:type="gramEnd"/>
       <w:r>
-        <w:t>: One-touch controls are simple to learn but require genuine skill to master — finding the rhythm of hold/release to thread between obstacles.</w:t>
+        <w:t>: One-touch controls are simple to learn but require genuine skill to master</w:t>
+      </w:r>
+      <w:r>
+        <w:t>;</w:t>
+      </w:r>
+      <w:r>
+        <w:t xml:space="preserve"> finding the rhythm of hold/release to thread between obstacles.</w:t>
       </w:r>
     </w:p>
     <w:p>
@@ -653,7 +725,13 @@
         <w:spacing w:before="40" w:after="40"/>
       </w:pPr>
       <w:r>
-        <w:t>Resource tension: The battery meter creates a secondary urgency layer — players must prioritize collection routes even while dodging.</w:t>
+        <w:t>Resource tension: The battery meter creates a secondary urgency layer</w:t>
+      </w:r>
+      <w:r>
+        <w:t>. P</w:t>
+      </w:r>
+      <w:r>
+        <w:t>layers must prioritize collection routes even while dodging.</w:t>
       </w:r>
     </w:p>
     <w:p>
@@ -710,12 +788,6 @@
         <w:gridCol w:w="6360"/>
       </w:tblGrid>
       <w:tr>
-        <w:tblPrEx>
-          <w:tblCellMar>
-            <w:top w:w="0" w:type="dxa"/>
-            <w:bottom w:w="0" w:type="dxa"/>
-          </w:tblCellMar>
-        </w:tblPrEx>
         <w:tc>
           <w:tcPr>
             <w:tcW w:w="3000" w:type="dxa"/>
@@ -776,12 +848,6 @@
         </w:tc>
       </w:tr>
       <w:tr>
-        <w:tblPrEx>
-          <w:tblCellMar>
-            <w:top w:w="0" w:type="dxa"/>
-            <w:bottom w:w="0" w:type="dxa"/>
-          </w:tblCellMar>
-        </w:tblPrEx>
         <w:tc>
           <w:tcPr>
             <w:tcW w:w="3000" w:type="dxa"/>
@@ -838,12 +904,6 @@
         </w:tc>
       </w:tr>
       <w:tr>
-        <w:tblPrEx>
-          <w:tblCellMar>
-            <w:top w:w="0" w:type="dxa"/>
-            <w:bottom w:w="0" w:type="dxa"/>
-          </w:tblCellMar>
-        </w:tblPrEx>
         <w:tc>
           <w:tcPr>
             <w:tcW w:w="3000" w:type="dxa"/>
@@ -900,12 +960,6 @@
         </w:tc>
       </w:tr>
       <w:tr>
-        <w:tblPrEx>
-          <w:tblCellMar>
-            <w:top w:w="0" w:type="dxa"/>
-            <w:bottom w:w="0" w:type="dxa"/>
-          </w:tblCellMar>
-        </w:tblPrEx>
         <w:tc>
           <w:tcPr>
             <w:tcW w:w="3000" w:type="dxa"/>
@@ -962,12 +1016,6 @@
         </w:tc>
       </w:tr>
       <w:tr>
-        <w:tblPrEx>
-          <w:tblCellMar>
-            <w:top w:w="0" w:type="dxa"/>
-            <w:bottom w:w="0" w:type="dxa"/>
-          </w:tblCellMar>
-        </w:tblPrEx>
         <w:tc>
           <w:tcPr>
             <w:tcW w:w="3000" w:type="dxa"/>
@@ -1164,12 +1212,6 @@
         <w:gridCol w:w="2045"/>
       </w:tblGrid>
       <w:tr>
-        <w:tblPrEx>
-          <w:tblCellMar>
-            <w:top w:w="0" w:type="dxa"/>
-            <w:bottom w:w="0" w:type="dxa"/>
-          </w:tblCellMar>
-        </w:tblPrEx>
         <w:tc>
           <w:tcPr>
             <w:tcW w:w="2500" w:type="dxa"/>
@@ -1259,12 +1301,6 @@
         </w:tc>
       </w:tr>
       <w:tr>
-        <w:tblPrEx>
-          <w:tblCellMar>
-            <w:top w:w="0" w:type="dxa"/>
-            <w:bottom w:w="0" w:type="dxa"/>
-          </w:tblCellMar>
-        </w:tblPrEx>
         <w:tc>
           <w:tcPr>
             <w:tcW w:w="2500" w:type="dxa"/>
@@ -1348,12 +1384,6 @@
         </w:tc>
       </w:tr>
       <w:tr>
-        <w:tblPrEx>
-          <w:tblCellMar>
-            <w:top w:w="0" w:type="dxa"/>
-            <w:bottom w:w="0" w:type="dxa"/>
-          </w:tblCellMar>
-        </w:tblPrEx>
         <w:tc>
           <w:tcPr>
             <w:tcW w:w="2500" w:type="dxa"/>
@@ -1437,12 +1467,6 @@
         </w:tc>
       </w:tr>
       <w:tr>
-        <w:tblPrEx>
-          <w:tblCellMar>
-            <w:top w:w="0" w:type="dxa"/>
-            <w:bottom w:w="0" w:type="dxa"/>
-          </w:tblCellMar>
-        </w:tblPrEx>
         <w:tc>
           <w:tcPr>
             <w:tcW w:w="2500" w:type="dxa"/>
@@ -1566,7 +1590,21 @@
         <w:spacing w:before="60" w:after="60"/>
       </w:pPr>
       <w:r>
-        <w:t>All obstacles are natural backyard elements — nothing is sentient or malicious. Hitboxes are 15% smaller than visible sprite bounds for kid-friendly leniency.</w:t>
+        <w:t xml:space="preserve">All obstacles are natural backyard </w:t>
+      </w:r>
+      <w:proofErr w:type="gramStart"/>
+      <w:r>
+        <w:t>elements</w:t>
+      </w:r>
+      <w:r>
+        <w:t>,</w:t>
+      </w:r>
+      <w:proofErr w:type="gramEnd"/>
+      <w:r>
+        <w:t xml:space="preserve"> </w:t>
+      </w:r>
+      <w:r>
+        <w:t>nothing is sentient or malicious. Hitboxes are 15% smaller than visible sprite bounds for kid-friendly leniency.</w:t>
       </w:r>
     </w:p>
     <w:tbl>
@@ -1592,12 +1630,6 @@
         <w:gridCol w:w="3715"/>
       </w:tblGrid>
       <w:tr>
-        <w:tblPrEx>
-          <w:tblCellMar>
-            <w:top w:w="0" w:type="dxa"/>
-            <w:bottom w:w="0" w:type="dxa"/>
-          </w:tblCellMar>
-        </w:tblPrEx>
         <w:tc>
           <w:tcPr>
             <w:tcW w:w="3000" w:type="dxa"/>
@@ -1687,12 +1719,6 @@
         </w:tc>
       </w:tr>
       <w:tr>
-        <w:tblPrEx>
-          <w:tblCellMar>
-            <w:top w:w="0" w:type="dxa"/>
-            <w:bottom w:w="0" w:type="dxa"/>
-          </w:tblCellMar>
-        </w:tblPrEx>
         <w:tc>
           <w:tcPr>
             <w:tcW w:w="3000" w:type="dxa"/>
@@ -1776,12 +1802,6 @@
         </w:tc>
       </w:tr>
       <w:tr>
-        <w:tblPrEx>
-          <w:tblCellMar>
-            <w:top w:w="0" w:type="dxa"/>
-            <w:bottom w:w="0" w:type="dxa"/>
-          </w:tblCellMar>
-        </w:tblPrEx>
         <w:tc>
           <w:tcPr>
             <w:tcW w:w="3000" w:type="dxa"/>
@@ -1865,12 +1885,6 @@
         </w:tc>
       </w:tr>
       <w:tr>
-        <w:tblPrEx>
-          <w:tblCellMar>
-            <w:top w:w="0" w:type="dxa"/>
-            <w:bottom w:w="0" w:type="dxa"/>
-          </w:tblCellMar>
-        </w:tblPrEx>
         <w:tc>
           <w:tcPr>
             <w:tcW w:w="3000" w:type="dxa"/>
@@ -1954,12 +1968,6 @@
         </w:tc>
       </w:tr>
       <w:tr>
-        <w:tblPrEx>
-          <w:tblCellMar>
-            <w:top w:w="0" w:type="dxa"/>
-            <w:bottom w:w="0" w:type="dxa"/>
-          </w:tblCellMar>
-        </w:tblPrEx>
         <w:tc>
           <w:tcPr>
             <w:tcW w:w="3000" w:type="dxa"/>
@@ -2043,12 +2051,6 @@
         </w:tc>
       </w:tr>
       <w:tr>
-        <w:tblPrEx>
-          <w:tblCellMar>
-            <w:top w:w="0" w:type="dxa"/>
-            <w:bottom w:w="0" w:type="dxa"/>
-          </w:tblCellMar>
-        </w:tblPrEx>
         <w:tc>
           <w:tcPr>
             <w:tcW w:w="3000" w:type="dxa"/>
@@ -2132,12 +2134,6 @@
         </w:tc>
       </w:tr>
       <w:tr>
-        <w:tblPrEx>
-          <w:tblCellMar>
-            <w:top w:w="0" w:type="dxa"/>
-            <w:bottom w:w="0" w:type="dxa"/>
-          </w:tblCellMar>
-        </w:tblPrEx>
         <w:tc>
           <w:tcPr>
             <w:tcW w:w="3000" w:type="dxa"/>
@@ -2256,12 +2252,6 @@
         <w:gridCol w:w="6360"/>
       </w:tblGrid>
       <w:tr>
-        <w:tblPrEx>
-          <w:tblCellMar>
-            <w:top w:w="0" w:type="dxa"/>
-            <w:bottom w:w="0" w:type="dxa"/>
-          </w:tblCellMar>
-        </w:tblPrEx>
         <w:tc>
           <w:tcPr>
             <w:tcW w:w="3000" w:type="dxa"/>
@@ -2322,12 +2312,6 @@
         </w:tc>
       </w:tr>
       <w:tr>
-        <w:tblPrEx>
-          <w:tblCellMar>
-            <w:top w:w="0" w:type="dxa"/>
-            <w:bottom w:w="0" w:type="dxa"/>
-          </w:tblCellMar>
-        </w:tblPrEx>
         <w:tc>
           <w:tcPr>
             <w:tcW w:w="3000" w:type="dxa"/>
@@ -2384,12 +2368,6 @@
         </w:tc>
       </w:tr>
       <w:tr>
-        <w:tblPrEx>
-          <w:tblCellMar>
-            <w:top w:w="0" w:type="dxa"/>
-            <w:bottom w:w="0" w:type="dxa"/>
-          </w:tblCellMar>
-        </w:tblPrEx>
         <w:tc>
           <w:tcPr>
             <w:tcW w:w="3000" w:type="dxa"/>
@@ -2446,12 +2424,6 @@
         </w:tc>
       </w:tr>
       <w:tr>
-        <w:tblPrEx>
-          <w:tblCellMar>
-            <w:top w:w="0" w:type="dxa"/>
-            <w:bottom w:w="0" w:type="dxa"/>
-          </w:tblCellMar>
-        </w:tblPrEx>
         <w:tc>
           <w:tcPr>
             <w:tcW w:w="3000" w:type="dxa"/>
@@ -2508,12 +2480,6 @@
         </w:tc>
       </w:tr>
       <w:tr>
-        <w:tblPrEx>
-          <w:tblCellMar>
-            <w:top w:w="0" w:type="dxa"/>
-            <w:bottom w:w="0" w:type="dxa"/>
-          </w:tblCellMar>
-        </w:tblPrEx>
         <w:tc>
           <w:tcPr>
             <w:tcW w:w="3000" w:type="dxa"/>
@@ -2570,12 +2536,6 @@
         </w:tc>
       </w:tr>
       <w:tr>
-        <w:tblPrEx>
-          <w:tblCellMar>
-            <w:top w:w="0" w:type="dxa"/>
-            <w:bottom w:w="0" w:type="dxa"/>
-          </w:tblCellMar>
-        </w:tblPrEx>
         <w:tc>
           <w:tcPr>
             <w:tcW w:w="3000" w:type="dxa"/>
@@ -2632,12 +2592,6 @@
         </w:tc>
       </w:tr>
       <w:tr>
-        <w:tblPrEx>
-          <w:tblCellMar>
-            <w:top w:w="0" w:type="dxa"/>
-            <w:bottom w:w="0" w:type="dxa"/>
-          </w:tblCellMar>
-        </w:tblPrEx>
         <w:tc>
           <w:tcPr>
             <w:tcW w:w="3000" w:type="dxa"/>
@@ -2729,12 +2683,6 @@
         <w:gridCol w:w="6360"/>
       </w:tblGrid>
       <w:tr>
-        <w:tblPrEx>
-          <w:tblCellMar>
-            <w:top w:w="0" w:type="dxa"/>
-            <w:bottom w:w="0" w:type="dxa"/>
-          </w:tblCellMar>
-        </w:tblPrEx>
         <w:tc>
           <w:tcPr>
             <w:tcW w:w="3000" w:type="dxa"/>
@@ -2795,12 +2743,6 @@
         </w:tc>
       </w:tr>
       <w:tr>
-        <w:tblPrEx>
-          <w:tblCellMar>
-            <w:top w:w="0" w:type="dxa"/>
-            <w:bottom w:w="0" w:type="dxa"/>
-          </w:tblCellMar>
-        </w:tblPrEx>
         <w:tc>
           <w:tcPr>
             <w:tcW w:w="3000" w:type="dxa"/>
@@ -2857,12 +2799,6 @@
         </w:tc>
       </w:tr>
       <w:tr>
-        <w:tblPrEx>
-          <w:tblCellMar>
-            <w:top w:w="0" w:type="dxa"/>
-            <w:bottom w:w="0" w:type="dxa"/>
-          </w:tblCellMar>
-        </w:tblPrEx>
         <w:tc>
           <w:tcPr>
             <w:tcW w:w="3000" w:type="dxa"/>
@@ -2919,12 +2855,6 @@
         </w:tc>
       </w:tr>
       <w:tr>
-        <w:tblPrEx>
-          <w:tblCellMar>
-            <w:top w:w="0" w:type="dxa"/>
-            <w:bottom w:w="0" w:type="dxa"/>
-          </w:tblCellMar>
-        </w:tblPrEx>
         <w:tc>
           <w:tcPr>
             <w:tcW w:w="3000" w:type="dxa"/>
@@ -2981,12 +2911,6 @@
         </w:tc>
       </w:tr>
       <w:tr>
-        <w:tblPrEx>
-          <w:tblCellMar>
-            <w:top w:w="0" w:type="dxa"/>
-            <w:bottom w:w="0" w:type="dxa"/>
-          </w:tblCellMar>
-        </w:tblPrEx>
         <w:tc>
           <w:tcPr>
             <w:tcW w:w="3000" w:type="dxa"/>
@@ -3043,12 +2967,6 @@
         </w:tc>
       </w:tr>
       <w:tr>
-        <w:tblPrEx>
-          <w:tblCellMar>
-            <w:top w:w="0" w:type="dxa"/>
-            <w:bottom w:w="0" w:type="dxa"/>
-          </w:tblCellMar>
-        </w:tblPrEx>
         <w:tc>
           <w:tcPr>
             <w:tcW w:w="3000" w:type="dxa"/>
@@ -3105,12 +3023,6 @@
         </w:tc>
       </w:tr>
       <w:tr>
-        <w:tblPrEx>
-          <w:tblCellMar>
-            <w:top w:w="0" w:type="dxa"/>
-            <w:bottom w:w="0" w:type="dxa"/>
-          </w:tblCellMar>
-        </w:tblPrEx>
         <w:tc>
           <w:tcPr>
             <w:tcW w:w="3000" w:type="dxa"/>
@@ -3204,7 +3116,13 @@
         <w:spacing w:before="60" w:after="60"/>
       </w:pPr>
       <w:r>
-        <w:t xml:space="preserve">The entire game takes place in a single continuous horizontal scroll — the backyard between Sid's house and Andy's house on a bright suburban afternoon. The world is divided into visual zones that </w:t>
+        <w:t>The entire game takes place in a single continuous horizontal scroll</w:t>
+      </w:r>
+      <w:r>
+        <w:t xml:space="preserve">; </w:t>
+      </w:r>
+      <w:r>
+        <w:t xml:space="preserve">the backyard between Sid's house and Andy's house on a bright suburban afternoon. The world is divided into visual zones that </w:t>
       </w:r>
       <w:proofErr w:type="gramStart"/>
       <w:r>
@@ -3614,12 +3532,6 @@
         <w:gridCol w:w="6360"/>
       </w:tblGrid>
       <w:tr>
-        <w:tblPrEx>
-          <w:tblCellMar>
-            <w:top w:w="0" w:type="dxa"/>
-            <w:bottom w:w="0" w:type="dxa"/>
-          </w:tblCellMar>
-        </w:tblPrEx>
         <w:tc>
           <w:tcPr>
             <w:tcW w:w="3000" w:type="dxa"/>
@@ -3680,12 +3592,6 @@
         </w:tc>
       </w:tr>
       <w:tr>
-        <w:tblPrEx>
-          <w:tblCellMar>
-            <w:top w:w="0" w:type="dxa"/>
-            <w:bottom w:w="0" w:type="dxa"/>
-          </w:tblCellMar>
-        </w:tblPrEx>
         <w:tc>
           <w:tcPr>
             <w:tcW w:w="3000" w:type="dxa"/>
@@ -3743,12 +3649,6 @@
         </w:tc>
       </w:tr>
       <w:tr>
-        <w:tblPrEx>
-          <w:tblCellMar>
-            <w:top w:w="0" w:type="dxa"/>
-            <w:bottom w:w="0" w:type="dxa"/>
-          </w:tblCellMar>
-        </w:tblPrEx>
         <w:tc>
           <w:tcPr>
             <w:tcW w:w="3000" w:type="dxa"/>
@@ -3805,12 +3705,6 @@
         </w:tc>
       </w:tr>
       <w:tr>
-        <w:tblPrEx>
-          <w:tblCellMar>
-            <w:top w:w="0" w:type="dxa"/>
-            <w:bottom w:w="0" w:type="dxa"/>
-          </w:tblCellMar>
-        </w:tblPrEx>
         <w:tc>
           <w:tcPr>
             <w:tcW w:w="3000" w:type="dxa"/>
@@ -3867,12 +3761,6 @@
         </w:tc>
       </w:tr>
       <w:tr>
-        <w:tblPrEx>
-          <w:tblCellMar>
-            <w:top w:w="0" w:type="dxa"/>
-            <w:bottom w:w="0" w:type="dxa"/>
-          </w:tblCellMar>
-        </w:tblPrEx>
         <w:tc>
           <w:tcPr>
             <w:tcW w:w="3000" w:type="dxa"/>
@@ -3929,12 +3817,6 @@
         </w:tc>
       </w:tr>
       <w:tr>
-        <w:tblPrEx>
-          <w:tblCellMar>
-            <w:top w:w="0" w:type="dxa"/>
-            <w:bottom w:w="0" w:type="dxa"/>
-          </w:tblCellMar>
-        </w:tblPrEx>
         <w:tc>
           <w:tcPr>
             <w:tcW w:w="3000" w:type="dxa"/>
@@ -3991,12 +3873,6 @@
         </w:tc>
       </w:tr>
       <w:tr>
-        <w:tblPrEx>
-          <w:tblCellMar>
-            <w:top w:w="0" w:type="dxa"/>
-            <w:bottom w:w="0" w:type="dxa"/>
-          </w:tblCellMar>
-        </w:tblPrEx>
         <w:tc>
           <w:tcPr>
             <w:tcW w:w="3000" w:type="dxa"/>
@@ -4053,12 +3929,6 @@
         </w:tc>
       </w:tr>
       <w:tr>
-        <w:tblPrEx>
-          <w:tblCellMar>
-            <w:top w:w="0" w:type="dxa"/>
-            <w:bottom w:w="0" w:type="dxa"/>
-          </w:tblCellMar>
-        </w:tblPrEx>
         <w:tc>
           <w:tcPr>
             <w:tcW w:w="3000" w:type="dxa"/>
@@ -4115,12 +3985,6 @@
         </w:tc>
       </w:tr>
       <w:tr>
-        <w:tblPrEx>
-          <w:tblCellMar>
-            <w:top w:w="0" w:type="dxa"/>
-            <w:bottom w:w="0" w:type="dxa"/>
-          </w:tblCellMar>
-        </w:tblPrEx>
         <w:tc>
           <w:tcPr>
             <w:tcW w:w="3000" w:type="dxa"/>
@@ -4324,12 +4188,6 @@
         <w:gridCol w:w="3618"/>
       </w:tblGrid>
       <w:tr>
-        <w:tblPrEx>
-          <w:tblCellMar>
-            <w:top w:w="0" w:type="dxa"/>
-            <w:bottom w:w="0" w:type="dxa"/>
-          </w:tblCellMar>
-        </w:tblPrEx>
         <w:tc>
           <w:tcPr>
             <w:tcW w:w="3000" w:type="dxa"/>
@@ -4419,12 +4277,6 @@
         </w:tc>
       </w:tr>
       <w:tr>
-        <w:tblPrEx>
-          <w:tblCellMar>
-            <w:top w:w="0" w:type="dxa"/>
-            <w:bottom w:w="0" w:type="dxa"/>
-          </w:tblCellMar>
-        </w:tblPrEx>
         <w:tc>
           <w:tcPr>
             <w:tcW w:w="3000" w:type="dxa"/>
@@ -4508,12 +4360,6 @@
         </w:tc>
       </w:tr>
       <w:tr>
-        <w:tblPrEx>
-          <w:tblCellMar>
-            <w:top w:w="0" w:type="dxa"/>
-            <w:bottom w:w="0" w:type="dxa"/>
-          </w:tblCellMar>
-        </w:tblPrEx>
         <w:tc>
           <w:tcPr>
             <w:tcW w:w="3000" w:type="dxa"/>
@@ -4605,12 +4451,6 @@
         </w:tc>
       </w:tr>
       <w:tr>
-        <w:tblPrEx>
-          <w:tblCellMar>
-            <w:top w:w="0" w:type="dxa"/>
-            <w:bottom w:w="0" w:type="dxa"/>
-          </w:tblCellMar>
-        </w:tblPrEx>
         <w:tc>
           <w:tcPr>
             <w:tcW w:w="3000" w:type="dxa"/>
@@ -5290,12 +5130,6 @@
         <w:gridCol w:w="6860"/>
       </w:tblGrid>
       <w:tr>
-        <w:tblPrEx>
-          <w:tblCellMar>
-            <w:top w:w="0" w:type="dxa"/>
-            <w:bottom w:w="0" w:type="dxa"/>
-          </w:tblCellMar>
-        </w:tblPrEx>
         <w:tc>
           <w:tcPr>
             <w:tcW w:w="2500" w:type="dxa"/>
@@ -5356,12 +5190,6 @@
         </w:tc>
       </w:tr>
       <w:tr>
-        <w:tblPrEx>
-          <w:tblCellMar>
-            <w:top w:w="0" w:type="dxa"/>
-            <w:bottom w:w="0" w:type="dxa"/>
-          </w:tblCellMar>
-        </w:tblPrEx>
         <w:tc>
           <w:tcPr>
             <w:tcW w:w="2500" w:type="dxa"/>
@@ -5418,12 +5246,6 @@
         </w:tc>
       </w:tr>
       <w:tr>
-        <w:tblPrEx>
-          <w:tblCellMar>
-            <w:top w:w="0" w:type="dxa"/>
-            <w:bottom w:w="0" w:type="dxa"/>
-          </w:tblCellMar>
-        </w:tblPrEx>
         <w:tc>
           <w:tcPr>
             <w:tcW w:w="2500" w:type="dxa"/>
@@ -5512,12 +5334,6 @@
         </w:tc>
       </w:tr>
       <w:tr>
-        <w:tblPrEx>
-          <w:tblCellMar>
-            <w:top w:w="0" w:type="dxa"/>
-            <w:bottom w:w="0" w:type="dxa"/>
-          </w:tblCellMar>
-        </w:tblPrEx>
         <w:tc>
           <w:tcPr>
             <w:tcW w:w="2500" w:type="dxa"/>
@@ -5574,12 +5390,6 @@
         </w:tc>
       </w:tr>
       <w:tr>
-        <w:tblPrEx>
-          <w:tblCellMar>
-            <w:top w:w="0" w:type="dxa"/>
-            <w:bottom w:w="0" w:type="dxa"/>
-          </w:tblCellMar>
-        </w:tblPrEx>
         <w:tc>
           <w:tcPr>
             <w:tcW w:w="2500" w:type="dxa"/>
@@ -5636,12 +5446,6 @@
         </w:tc>
       </w:tr>
       <w:tr>
-        <w:tblPrEx>
-          <w:tblCellMar>
-            <w:top w:w="0" w:type="dxa"/>
-            <w:bottom w:w="0" w:type="dxa"/>
-          </w:tblCellMar>
-        </w:tblPrEx>
         <w:tc>
           <w:tcPr>
             <w:tcW w:w="2500" w:type="dxa"/>
@@ -5698,12 +5502,6 @@
         </w:tc>
       </w:tr>
       <w:tr>
-        <w:tblPrEx>
-          <w:tblCellMar>
-            <w:top w:w="0" w:type="dxa"/>
-            <w:bottom w:w="0" w:type="dxa"/>
-          </w:tblCellMar>
-        </w:tblPrEx>
         <w:tc>
           <w:tcPr>
             <w:tcW w:w="2500" w:type="dxa"/>
@@ -5760,12 +5558,6 @@
         </w:tc>
       </w:tr>
       <w:tr>
-        <w:tblPrEx>
-          <w:tblCellMar>
-            <w:top w:w="0" w:type="dxa"/>
-            <w:bottom w:w="0" w:type="dxa"/>
-          </w:tblCellMar>
-        </w:tblPrEx>
         <w:tc>
           <w:tcPr>
             <w:tcW w:w="2500" w:type="dxa"/>
@@ -5855,12 +5647,6 @@
         </w:tc>
       </w:tr>
       <w:tr>
-        <w:tblPrEx>
-          <w:tblCellMar>
-            <w:top w:w="0" w:type="dxa"/>
-            <w:bottom w:w="0" w:type="dxa"/>
-          </w:tblCellMar>
-        </w:tblPrEx>
         <w:tc>
           <w:tcPr>
             <w:tcW w:w="2500" w:type="dxa"/>
@@ -5917,12 +5703,6 @@
         </w:tc>
       </w:tr>
       <w:tr>
-        <w:tblPrEx>
-          <w:tblCellMar>
-            <w:top w:w="0" w:type="dxa"/>
-            <w:bottom w:w="0" w:type="dxa"/>
-          </w:tblCellMar>
-        </w:tblPrEx>
         <w:tc>
           <w:tcPr>
             <w:tcW w:w="2500" w:type="dxa"/>
@@ -5979,12 +5759,6 @@
         </w:tc>
       </w:tr>
       <w:tr>
-        <w:tblPrEx>
-          <w:tblCellMar>
-            <w:top w:w="0" w:type="dxa"/>
-            <w:bottom w:w="0" w:type="dxa"/>
-          </w:tblCellMar>
-        </w:tblPrEx>
         <w:tc>
           <w:tcPr>
             <w:tcW w:w="2500" w:type="dxa"/>
@@ -6076,12 +5850,6 @@
         <w:gridCol w:w="6360"/>
       </w:tblGrid>
       <w:tr>
-        <w:tblPrEx>
-          <w:tblCellMar>
-            <w:top w:w="0" w:type="dxa"/>
-            <w:bottom w:w="0" w:type="dxa"/>
-          </w:tblCellMar>
-        </w:tblPrEx>
         <w:tc>
           <w:tcPr>
             <w:tcW w:w="3000" w:type="dxa"/>
@@ -6142,12 +5910,6 @@
         </w:tc>
       </w:tr>
       <w:tr>
-        <w:tblPrEx>
-          <w:tblCellMar>
-            <w:top w:w="0" w:type="dxa"/>
-            <w:bottom w:w="0" w:type="dxa"/>
-          </w:tblCellMar>
-        </w:tblPrEx>
         <w:tc>
           <w:tcPr>
             <w:tcW w:w="3000" w:type="dxa"/>
@@ -6204,12 +5966,6 @@
         </w:tc>
       </w:tr>
       <w:tr>
-        <w:tblPrEx>
-          <w:tblCellMar>
-            <w:top w:w="0" w:type="dxa"/>
-            <w:bottom w:w="0" w:type="dxa"/>
-          </w:tblCellMar>
-        </w:tblPrEx>
         <w:tc>
           <w:tcPr>
             <w:tcW w:w="3000" w:type="dxa"/>
@@ -6266,12 +6022,6 @@
         </w:tc>
       </w:tr>
       <w:tr>
-        <w:tblPrEx>
-          <w:tblCellMar>
-            <w:top w:w="0" w:type="dxa"/>
-            <w:bottom w:w="0" w:type="dxa"/>
-          </w:tblCellMar>
-        </w:tblPrEx>
         <w:tc>
           <w:tcPr>
             <w:tcW w:w="3000" w:type="dxa"/>
@@ -6328,12 +6078,6 @@
         </w:tc>
       </w:tr>
       <w:tr>
-        <w:tblPrEx>
-          <w:tblCellMar>
-            <w:top w:w="0" w:type="dxa"/>
-            <w:bottom w:w="0" w:type="dxa"/>
-          </w:tblCellMar>
-        </w:tblPrEx>
         <w:tc>
           <w:tcPr>
             <w:tcW w:w="3000" w:type="dxa"/>
@@ -6390,12 +6134,6 @@
         </w:tc>
       </w:tr>
       <w:tr>
-        <w:tblPrEx>
-          <w:tblCellMar>
-            <w:top w:w="0" w:type="dxa"/>
-            <w:bottom w:w="0" w:type="dxa"/>
-          </w:tblCellMar>
-        </w:tblPrEx>
         <w:tc>
           <w:tcPr>
             <w:tcW w:w="3000" w:type="dxa"/>
@@ -6452,12 +6190,6 @@
         </w:tc>
       </w:tr>
       <w:tr>
-        <w:tblPrEx>
-          <w:tblCellMar>
-            <w:top w:w="0" w:type="dxa"/>
-            <w:bottom w:w="0" w:type="dxa"/>
-          </w:tblCellMar>
-        </w:tblPrEx>
         <w:tc>
           <w:tcPr>
             <w:tcW w:w="3000" w:type="dxa"/>
@@ -6704,7 +6436,7 @@
 </file>
 
 <file path=word/endnotes.xml><?xml version="1.0" encoding="utf-8"?>
-<w:endnotes xmlns:wpc="http://schemas.microsoft.com/office/word/2010/wordprocessingCanvas" xmlns:cx="http://schemas.microsoft.com/office/drawing/2014/chartex" xmlns:cx1="http://schemas.microsoft.com/office/drawing/2015/9/8/chartex" xmlns:cx2="http://schemas.microsoft.com/office/drawing/2015/10/21/chartex" xmlns:cx3="http://schemas.microsoft.com/office/drawing/2016/5/9/chartex" xmlns:cx4="http://schemas.microsoft.com/office/drawing/2016/5/10/chartex" xmlns:cx5="http://schemas.microsoft.com/office/drawing/2016/5/11/chartex" xmlns:cx6="http://schemas.microsoft.com/office/drawing/2016/5/12/chartex" xmlns:cx7="http://schemas.microsoft.com/office/drawing/2016/5/13/chartex" xmlns:cx8="http://schemas.microsoft.com/office/drawing/2016/5/14/chartex" xmlns:mc="http://schemas.openxmlformats.org/markup-compatibility/2006" xmlns:aink="http://schemas.microsoft.com/office/drawing/2016/ink" xmlns:am3d="http://schemas.microsoft.com/office/drawing/2017/model3d" xmlns:o="urn:schemas-microsoft-com:office:office" xmlns:oel="http://schemas.microsoft.com/office/2019/extlst" xmlns:r="http://schemas.openxmlformats.org/officeDocument/2006/relationships" xmlns:m="http://schemas.openxmlformats.org/officeDocument/2006/math" xmlns:v="urn:schemas-microsoft-com:vml" xmlns:wp14="http://schemas.microsoft.com/office/word/2010/wordprocessingDrawing" xmlns:wp="http://schemas.openxmlformats.org/drawingml/2006/wordprocessingDrawing" xmlns:w10="urn:schemas-microsoft-com:office:word" xmlns:w="http://schemas.openxmlformats.org/wordprocessingml/2006/main" xmlns:w14="http://schemas.microsoft.com/office/word/2010/wordml" xmlns:w15="http://schemas.microsoft.com/office/word/2012/wordml" xmlns:w16cex="http://schemas.microsoft.com/office/word/2018/wordml/cex" xmlns:w16cid="http://schemas.microsoft.com/office/word/2016/wordml/cid" xmlns:w16="http://schemas.microsoft.com/office/word/2018/wordml" xmlns:w16du="http://schemas.microsoft.com/office/word/2023/wordml/word16du" xmlns:w16sdtdh="http://schemas.microsoft.com/office/word/2020/wordml/sdtdatahash" xmlns:w16sdtfl="http://schemas.microsoft.com/office/word/2024/wordml/sdtformatlock" xmlns:w16se="http://schemas.microsoft.com/office/word/2015/wordml/symex" xmlns:wpg="http://schemas.microsoft.com/office/word/2010/wordprocessingGroup" xmlns:wpi="http://schemas.microsoft.com/office/word/2010/wordprocessingInk" xmlns:wne="http://schemas.microsoft.com/office/word/2006/wordml" xmlns:wps="http://schemas.microsoft.com/office/word/2010/wordprocessingShape" mc:Ignorable="w14 w15 w16se w16cid w16 w16cex w16sdtdh w16sdtfl w16du wp14">
+<w:endnotes xmlns:wpc="http://schemas.microsoft.com/office/word/2010/wordprocessingCanvas" xmlns:cx="http://schemas.microsoft.com/office/drawing/2014/chartex" xmlns:cx1="http://schemas.microsoft.com/office/drawing/2015/9/8/chartex" xmlns:cx2="http://schemas.microsoft.com/office/drawing/2015/10/21/chartex" xmlns:cx3="http://schemas.microsoft.com/office/drawing/2016/5/9/chartex" xmlns:cx4="http://schemas.microsoft.com/office/drawing/2016/5/10/chartex" xmlns:cx5="http://schemas.microsoft.com/office/drawing/2016/5/11/chartex" xmlns:cx6="http://schemas.microsoft.com/office/drawing/2016/5/12/chartex" xmlns:cx7="http://schemas.microsoft.com/office/drawing/2016/5/13/chartex" xmlns:cx8="http://schemas.microsoft.com/office/drawing/2016/5/14/chartex" xmlns:mc="http://schemas.openxmlformats.org/markup-compatibility/2006" xmlns:m="http://schemas.openxmlformats.org/officeDocument/2006/math" xmlns:aink="http://schemas.microsoft.com/office/drawing/2016/ink" xmlns:am3d="http://schemas.microsoft.com/office/drawing/2017/model3d" xmlns:oel="http://schemas.microsoft.com/office/2019/extlst" xmlns:r="http://schemas.openxmlformats.org/officeDocument/2006/relationships" xmlns:wp14="http://schemas.microsoft.com/office/word/2010/wordprocessingDrawing" xmlns:wp="http://schemas.openxmlformats.org/drawingml/2006/wordprocessingDrawing" xmlns:wpg="http://schemas.microsoft.com/office/word/2010/wordprocessingGroup" xmlns:wpi="http://schemas.microsoft.com/office/word/2010/wordprocessingInk" xmlns:wps="http://schemas.microsoft.com/office/word/2010/wordprocessingShape" xmlns:o="urn:schemas-microsoft-com:office:office" xmlns:v="urn:schemas-microsoft-com:vml" xmlns:w10="urn:schemas-microsoft-com:office:word" xmlns:w="http://schemas.openxmlformats.org/wordprocessingml/2006/main" xmlns:w14="http://schemas.microsoft.com/office/word/2010/wordml" xmlns:w15="http://schemas.microsoft.com/office/word/2012/wordml" xmlns:w16cex="http://schemas.microsoft.com/office/word/2018/wordml/cex" xmlns:w16cid="http://schemas.microsoft.com/office/word/2016/wordml/cid" xmlns:w16="http://schemas.microsoft.com/office/word/2018/wordml" xmlns:w16sdtdh="http://schemas.microsoft.com/office/word/2020/wordml/sdtdatahash" xmlns:w16sdtfl="http://schemas.microsoft.com/office/word/2024/wordml/sdtformatlock" xmlns:w16se="http://schemas.microsoft.com/office/word/2015/wordml/symex" xmlns:w16du="http://schemas.microsoft.com/office/word/2023/wordml/word16du" xmlns:wne="http://schemas.microsoft.com/office/word/2006/wordml" mc:Ignorable="w14 w15 w16se w16cid w16 w16cex w16sdtdh w16sdtfl w16du wp14">
   <w:endnote w:type="separator" w:id="-1">
     <w:p>
       <w:r>
@@ -6723,7 +6455,7 @@
 </file>
 
 <file path=word/footer1.xml><?xml version="1.0" encoding="utf-8"?>
-<w:ftr xmlns:wpc="http://schemas.microsoft.com/office/word/2010/wordprocessingCanvas" xmlns:cx="http://schemas.microsoft.com/office/drawing/2014/chartex" xmlns:cx1="http://schemas.microsoft.com/office/drawing/2015/9/8/chartex" xmlns:cx2="http://schemas.microsoft.com/office/drawing/2015/10/21/chartex" xmlns:cx3="http://schemas.microsoft.com/office/drawing/2016/5/9/chartex" xmlns:cx4="http://schemas.microsoft.com/office/drawing/2016/5/10/chartex" xmlns:cx5="http://schemas.microsoft.com/office/drawing/2016/5/11/chartex" xmlns:cx6="http://schemas.microsoft.com/office/drawing/2016/5/12/chartex" xmlns:cx7="http://schemas.microsoft.com/office/drawing/2016/5/13/chartex" xmlns:cx8="http://schemas.microsoft.com/office/drawing/2016/5/14/chartex" xmlns:mc="http://schemas.openxmlformats.org/markup-compatibility/2006" xmlns:aink="http://schemas.microsoft.com/office/drawing/2016/ink" xmlns:am3d="http://schemas.microsoft.com/office/drawing/2017/model3d" xmlns:o="urn:schemas-microsoft-com:office:office" xmlns:oel="http://schemas.microsoft.com/office/2019/extlst" xmlns:r="http://schemas.openxmlformats.org/officeDocument/2006/relationships" xmlns:m="http://schemas.openxmlformats.org/officeDocument/2006/math" xmlns:v="urn:schemas-microsoft-com:vml" xmlns:wp14="http://schemas.microsoft.com/office/word/2010/wordprocessingDrawing" xmlns:wp="http://schemas.openxmlformats.org/drawingml/2006/wordprocessingDrawing" xmlns:w10="urn:schemas-microsoft-com:office:word" xmlns:w="http://schemas.openxmlformats.org/wordprocessingml/2006/main" xmlns:w14="http://schemas.microsoft.com/office/word/2010/wordml" xmlns:w15="http://schemas.microsoft.com/office/word/2012/wordml" xmlns:w16cex="http://schemas.microsoft.com/office/word/2018/wordml/cex" xmlns:w16cid="http://schemas.microsoft.com/office/word/2016/wordml/cid" xmlns:w16="http://schemas.microsoft.com/office/word/2018/wordml" xmlns:w16du="http://schemas.microsoft.com/office/word/2023/wordml/word16du" xmlns:w16sdtdh="http://schemas.microsoft.com/office/word/2020/wordml/sdtdatahash" xmlns:w16sdtfl="http://schemas.microsoft.com/office/word/2024/wordml/sdtformatlock" xmlns:w16se="http://schemas.microsoft.com/office/word/2015/wordml/symex" xmlns:wpg="http://schemas.microsoft.com/office/word/2010/wordprocessingGroup" xmlns:wpi="http://schemas.microsoft.com/office/word/2010/wordprocessingInk" xmlns:wne="http://schemas.microsoft.com/office/word/2006/wordml" xmlns:wps="http://schemas.microsoft.com/office/word/2010/wordprocessingShape" mc:Ignorable="w14 w15 w16se w16cid w16 w16cex w16sdtdh w16sdtfl w16du wp14">
+<w:ftr xmlns:wpc="http://schemas.microsoft.com/office/word/2010/wordprocessingCanvas" xmlns:cx="http://schemas.microsoft.com/office/drawing/2014/chartex" xmlns:cx1="http://schemas.microsoft.com/office/drawing/2015/9/8/chartex" xmlns:cx2="http://schemas.microsoft.com/office/drawing/2015/10/21/chartex" xmlns:cx3="http://schemas.microsoft.com/office/drawing/2016/5/9/chartex" xmlns:cx4="http://schemas.microsoft.com/office/drawing/2016/5/10/chartex" xmlns:cx5="http://schemas.microsoft.com/office/drawing/2016/5/11/chartex" xmlns:cx6="http://schemas.microsoft.com/office/drawing/2016/5/12/chartex" xmlns:cx7="http://schemas.microsoft.com/office/drawing/2016/5/13/chartex" xmlns:cx8="http://schemas.microsoft.com/office/drawing/2016/5/14/chartex" xmlns:mc="http://schemas.openxmlformats.org/markup-compatibility/2006" xmlns:m="http://schemas.openxmlformats.org/officeDocument/2006/math" xmlns:aink="http://schemas.microsoft.com/office/drawing/2016/ink" xmlns:am3d="http://schemas.microsoft.com/office/drawing/2017/model3d" xmlns:oel="http://schemas.microsoft.com/office/2019/extlst" xmlns:r="http://schemas.openxmlformats.org/officeDocument/2006/relationships" xmlns:wp14="http://schemas.microsoft.com/office/word/2010/wordprocessingDrawing" xmlns:wp="http://schemas.openxmlformats.org/drawingml/2006/wordprocessingDrawing" xmlns:wpg="http://schemas.microsoft.com/office/word/2010/wordprocessingGroup" xmlns:wpi="http://schemas.microsoft.com/office/word/2010/wordprocessingInk" xmlns:wps="http://schemas.microsoft.com/office/word/2010/wordprocessingShape" xmlns:o="urn:schemas-microsoft-com:office:office" xmlns:v="urn:schemas-microsoft-com:vml" xmlns:w10="urn:schemas-microsoft-com:office:word" xmlns:w="http://schemas.openxmlformats.org/wordprocessingml/2006/main" xmlns:w14="http://schemas.microsoft.com/office/word/2010/wordml" xmlns:w15="http://schemas.microsoft.com/office/word/2012/wordml" xmlns:w16cex="http://schemas.microsoft.com/office/word/2018/wordml/cex" xmlns:w16cid="http://schemas.microsoft.com/office/word/2016/wordml/cid" xmlns:w16="http://schemas.microsoft.com/office/word/2018/wordml" xmlns:w16sdtdh="http://schemas.microsoft.com/office/word/2020/wordml/sdtdatahash" xmlns:w16sdtfl="http://schemas.microsoft.com/office/word/2024/wordml/sdtformatlock" xmlns:w16se="http://schemas.microsoft.com/office/word/2015/wordml/symex" xmlns:w16du="http://schemas.microsoft.com/office/word/2023/wordml/word16du" xmlns:wne="http://schemas.microsoft.com/office/word/2006/wordml" mc:Ignorable="w14 w15 w16se w16cid w16 w16cex w16sdtdh w16sdtfl w16du wp14">
   <w:p>
     <w:pPr>
       <w:pBdr>
@@ -6834,7 +6566,7 @@
 </file>
 
 <file path=word/footnotes.xml><?xml version="1.0" encoding="utf-8"?>
-<w:footnotes xmlns:wpc="http://schemas.microsoft.com/office/word/2010/wordprocessingCanvas" xmlns:cx="http://schemas.microsoft.com/office/drawing/2014/chartex" xmlns:cx1="http://schemas.microsoft.com/office/drawing/2015/9/8/chartex" xmlns:cx2="http://schemas.microsoft.com/office/drawing/2015/10/21/chartex" xmlns:cx3="http://schemas.microsoft.com/office/drawing/2016/5/9/chartex" xmlns:cx4="http://schemas.microsoft.com/office/drawing/2016/5/10/chartex" xmlns:cx5="http://schemas.microsoft.com/office/drawing/2016/5/11/chartex" xmlns:cx6="http://schemas.microsoft.com/office/drawing/2016/5/12/chartex" xmlns:cx7="http://schemas.microsoft.com/office/drawing/2016/5/13/chartex" xmlns:cx8="http://schemas.microsoft.com/office/drawing/2016/5/14/chartex" xmlns:mc="http://schemas.openxmlformats.org/markup-compatibility/2006" xmlns:aink="http://schemas.microsoft.com/office/drawing/2016/ink" xmlns:am3d="http://schemas.microsoft.com/office/drawing/2017/model3d" xmlns:o="urn:schemas-microsoft-com:office:office" xmlns:oel="http://schemas.microsoft.com/office/2019/extlst" xmlns:r="http://schemas.openxmlformats.org/officeDocument/2006/relationships" xmlns:m="http://schemas.openxmlformats.org/officeDocument/2006/math" xmlns:v="urn:schemas-microsoft-com:vml" xmlns:wp14="http://schemas.microsoft.com/office/word/2010/wordprocessingDrawing" xmlns:wp="http://schemas.openxmlformats.org/drawingml/2006/wordprocessingDrawing" xmlns:w10="urn:schemas-microsoft-com:office:word" xmlns:w="http://schemas.openxmlformats.org/wordprocessingml/2006/main" xmlns:w14="http://schemas.microsoft.com/office/word/2010/wordml" xmlns:w15="http://schemas.microsoft.com/office/word/2012/wordml" xmlns:w16cex="http://schemas.microsoft.com/office/word/2018/wordml/cex" xmlns:w16cid="http://schemas.microsoft.com/office/word/2016/wordml/cid" xmlns:w16="http://schemas.microsoft.com/office/word/2018/wordml" xmlns:w16du="http://schemas.microsoft.com/office/word/2023/wordml/word16du" xmlns:w16sdtdh="http://schemas.microsoft.com/office/word/2020/wordml/sdtdatahash" xmlns:w16sdtfl="http://schemas.microsoft.com/office/word/2024/wordml/sdtformatlock" xmlns:w16se="http://schemas.microsoft.com/office/word/2015/wordml/symex" xmlns:wpg="http://schemas.microsoft.com/office/word/2010/wordprocessingGroup" xmlns:wpi="http://schemas.microsoft.com/office/word/2010/wordprocessingInk" xmlns:wne="http://schemas.microsoft.com/office/word/2006/wordml" xmlns:wps="http://schemas.microsoft.com/office/word/2010/wordprocessingShape" mc:Ignorable="w14 w15 w16se w16cid w16 w16cex w16sdtdh w16sdtfl w16du wp14">
+<w:footnotes xmlns:wpc="http://schemas.microsoft.com/office/word/2010/wordprocessingCanvas" xmlns:cx="http://schemas.microsoft.com/office/drawing/2014/chartex" xmlns:cx1="http://schemas.microsoft.com/office/drawing/2015/9/8/chartex" xmlns:cx2="http://schemas.microsoft.com/office/drawing/2015/10/21/chartex" xmlns:cx3="http://schemas.microsoft.com/office/drawing/2016/5/9/chartex" xmlns:cx4="http://schemas.microsoft.com/office/drawing/2016/5/10/chartex" xmlns:cx5="http://schemas.microsoft.com/office/drawing/2016/5/11/chartex" xmlns:cx6="http://schemas.microsoft.com/office/drawing/2016/5/12/chartex" xmlns:cx7="http://schemas.microsoft.com/office/drawing/2016/5/13/chartex" xmlns:cx8="http://schemas.microsoft.com/office/drawing/2016/5/14/chartex" xmlns:mc="http://schemas.openxmlformats.org/markup-compatibility/2006" xmlns:m="http://schemas.openxmlformats.org/officeDocument/2006/math" xmlns:aink="http://schemas.microsoft.com/office/drawing/2016/ink" xmlns:am3d="http://schemas.microsoft.com/office/drawing/2017/model3d" xmlns:oel="http://schemas.microsoft.com/office/2019/extlst" xmlns:r="http://schemas.openxmlformats.org/officeDocument/2006/relationships" xmlns:wp14="http://schemas.microsoft.com/office/word/2010/wordprocessingDrawing" xmlns:wp="http://schemas.openxmlformats.org/drawingml/2006/wordprocessingDrawing" xmlns:wpg="http://schemas.microsoft.com/office/word/2010/wordprocessingGroup" xmlns:wpi="http://schemas.microsoft.com/office/word/2010/wordprocessingInk" xmlns:wps="http://schemas.microsoft.com/office/word/2010/wordprocessingShape" xmlns:o="urn:schemas-microsoft-com:office:office" xmlns:v="urn:schemas-microsoft-com:vml" xmlns:w10="urn:schemas-microsoft-com:office:word" xmlns:w="http://schemas.openxmlformats.org/wordprocessingml/2006/main" xmlns:w14="http://schemas.microsoft.com/office/word/2010/wordml" xmlns:w15="http://schemas.microsoft.com/office/word/2012/wordml" xmlns:w16cex="http://schemas.microsoft.com/office/word/2018/wordml/cex" xmlns:w16cid="http://schemas.microsoft.com/office/word/2016/wordml/cid" xmlns:w16="http://schemas.microsoft.com/office/word/2018/wordml" xmlns:w16sdtdh="http://schemas.microsoft.com/office/word/2020/wordml/sdtdatahash" xmlns:w16sdtfl="http://schemas.microsoft.com/office/word/2024/wordml/sdtformatlock" xmlns:w16se="http://schemas.microsoft.com/office/word/2015/wordml/symex" xmlns:w16du="http://schemas.microsoft.com/office/word/2023/wordml/word16du" xmlns:wne="http://schemas.microsoft.com/office/word/2006/wordml" mc:Ignorable="w14 w15 w16se w16cid w16 w16cex w16sdtdh w16sdtfl w16du wp14">
   <w:footnote w:type="separator" w:id="-1">
     <w:p>
       <w:r>
@@ -6853,7 +6585,7 @@
 </file>
 
 <file path=word/header1.xml><?xml version="1.0" encoding="utf-8"?>
-<w:hdr xmlns:wpc="http://schemas.microsoft.com/office/word/2010/wordprocessingCanvas" xmlns:cx="http://schemas.microsoft.com/office/drawing/2014/chartex" xmlns:cx1="http://schemas.microsoft.com/office/drawing/2015/9/8/chartex" xmlns:cx2="http://schemas.microsoft.com/office/drawing/2015/10/21/chartex" xmlns:cx3="http://schemas.microsoft.com/office/drawing/2016/5/9/chartex" xmlns:cx4="http://schemas.microsoft.com/office/drawing/2016/5/10/chartex" xmlns:cx5="http://schemas.microsoft.com/office/drawing/2016/5/11/chartex" xmlns:cx6="http://schemas.microsoft.com/office/drawing/2016/5/12/chartex" xmlns:cx7="http://schemas.microsoft.com/office/drawing/2016/5/13/chartex" xmlns:cx8="http://schemas.microsoft.com/office/drawing/2016/5/14/chartex" xmlns:mc="http://schemas.openxmlformats.org/markup-compatibility/2006" xmlns:aink="http://schemas.microsoft.com/office/drawing/2016/ink" xmlns:am3d="http://schemas.microsoft.com/office/drawing/2017/model3d" xmlns:o="urn:schemas-microsoft-com:office:office" xmlns:oel="http://schemas.microsoft.com/office/2019/extlst" xmlns:r="http://schemas.openxmlformats.org/officeDocument/2006/relationships" xmlns:m="http://schemas.openxmlformats.org/officeDocument/2006/math" xmlns:v="urn:schemas-microsoft-com:vml" xmlns:wp14="http://schemas.microsoft.com/office/word/2010/wordprocessingDrawing" xmlns:wp="http://schemas.openxmlformats.org/drawingml/2006/wordprocessingDrawing" xmlns:w10="urn:schemas-microsoft-com:office:word" xmlns:w="http://schemas.openxmlformats.org/wordprocessingml/2006/main" xmlns:w14="http://schemas.microsoft.com/office/word/2010/wordml" xmlns:w15="http://schemas.microsoft.com/office/word/2012/wordml" xmlns:w16cex="http://schemas.microsoft.com/office/word/2018/wordml/cex" xmlns:w16cid="http://schemas.microsoft.com/office/word/2016/wordml/cid" xmlns:w16="http://schemas.microsoft.com/office/word/2018/wordml" xmlns:w16du="http://schemas.microsoft.com/office/word/2023/wordml/word16du" xmlns:w16sdtdh="http://schemas.microsoft.com/office/word/2020/wordml/sdtdatahash" xmlns:w16sdtfl="http://schemas.microsoft.com/office/word/2024/wordml/sdtformatlock" xmlns:w16se="http://schemas.microsoft.com/office/word/2015/wordml/symex" xmlns:wpg="http://schemas.microsoft.com/office/word/2010/wordprocessingGroup" xmlns:wpi="http://schemas.microsoft.com/office/word/2010/wordprocessingInk" xmlns:wne="http://schemas.microsoft.com/office/word/2006/wordml" xmlns:wps="http://schemas.microsoft.com/office/word/2010/wordprocessingShape" mc:Ignorable="w14 w15 w16se w16cid w16 w16cex w16sdtdh w16sdtfl w16du wp14">
+<w:hdr xmlns:wpc="http://schemas.microsoft.com/office/word/2010/wordprocessingCanvas" xmlns:cx="http://schemas.microsoft.com/office/drawing/2014/chartex" xmlns:cx1="http://schemas.microsoft.com/office/drawing/2015/9/8/chartex" xmlns:cx2="http://schemas.microsoft.com/office/drawing/2015/10/21/chartex" xmlns:cx3="http://schemas.microsoft.com/office/drawing/2016/5/9/chartex" xmlns:cx4="http://schemas.microsoft.com/office/drawing/2016/5/10/chartex" xmlns:cx5="http://schemas.microsoft.com/office/drawing/2016/5/11/chartex" xmlns:cx6="http://schemas.microsoft.com/office/drawing/2016/5/12/chartex" xmlns:cx7="http://schemas.microsoft.com/office/drawing/2016/5/13/chartex" xmlns:cx8="http://schemas.microsoft.com/office/drawing/2016/5/14/chartex" xmlns:mc="http://schemas.openxmlformats.org/markup-compatibility/2006" xmlns:m="http://schemas.openxmlformats.org/officeDocument/2006/math" xmlns:aink="http://schemas.microsoft.com/office/drawing/2016/ink" xmlns:am3d="http://schemas.microsoft.com/office/drawing/2017/model3d" xmlns:oel="http://schemas.microsoft.com/office/2019/extlst" xmlns:r="http://schemas.openxmlformats.org/officeDocument/2006/relationships" xmlns:wp14="http://schemas.microsoft.com/office/word/2010/wordprocessingDrawing" xmlns:wp="http://schemas.openxmlformats.org/drawingml/2006/wordprocessingDrawing" xmlns:wpg="http://schemas.microsoft.com/office/word/2010/wordprocessingGroup" xmlns:wpi="http://schemas.microsoft.com/office/word/2010/wordprocessingInk" xmlns:wps="http://schemas.microsoft.com/office/word/2010/wordprocessingShape" xmlns:o="urn:schemas-microsoft-com:office:office" xmlns:v="urn:schemas-microsoft-com:vml" xmlns:w10="urn:schemas-microsoft-com:office:word" xmlns:w="http://schemas.openxmlformats.org/wordprocessingml/2006/main" xmlns:w14="http://schemas.microsoft.com/office/word/2010/wordml" xmlns:w15="http://schemas.microsoft.com/office/word/2012/wordml" xmlns:w16cex="http://schemas.microsoft.com/office/word/2018/wordml/cex" xmlns:w16cid="http://schemas.microsoft.com/office/word/2016/wordml/cid" xmlns:w16="http://schemas.microsoft.com/office/word/2018/wordml" xmlns:w16sdtdh="http://schemas.microsoft.com/office/word/2020/wordml/sdtdatahash" xmlns:w16sdtfl="http://schemas.microsoft.com/office/word/2024/wordml/sdtformatlock" xmlns:w16se="http://schemas.microsoft.com/office/word/2015/wordml/symex" xmlns:w16du="http://schemas.microsoft.com/office/word/2023/wordml/word16du" xmlns:wne="http://schemas.microsoft.com/office/word/2006/wordml" mc:Ignorable="w14 w15 w16se w16cid w16 w16cex w16sdtdh w16sdtfl w16du wp14">
   <w:p>
     <w:pPr>
       <w:pBdr>
@@ -6873,7 +6605,7 @@
 </file>
 
 <file path=word/numbering.xml><?xml version="1.0" encoding="utf-8"?>
-<w:numbering xmlns:wpc="http://schemas.microsoft.com/office/word/2010/wordprocessingCanvas" xmlns:cx="http://schemas.microsoft.com/office/drawing/2014/chartex" xmlns:cx1="http://schemas.microsoft.com/office/drawing/2015/9/8/chartex" xmlns:cx2="http://schemas.microsoft.com/office/drawing/2015/10/21/chartex" xmlns:cx3="http://schemas.microsoft.com/office/drawing/2016/5/9/chartex" xmlns:cx4="http://schemas.microsoft.com/office/drawing/2016/5/10/chartex" xmlns:cx5="http://schemas.microsoft.com/office/drawing/2016/5/11/chartex" xmlns:cx6="http://schemas.microsoft.com/office/drawing/2016/5/12/chartex" xmlns:cx7="http://schemas.microsoft.com/office/drawing/2016/5/13/chartex" xmlns:cx8="http://schemas.microsoft.com/office/drawing/2016/5/14/chartex" xmlns:mc="http://schemas.openxmlformats.org/markup-compatibility/2006" xmlns:aink="http://schemas.microsoft.com/office/drawing/2016/ink" xmlns:am3d="http://schemas.microsoft.com/office/drawing/2017/model3d" xmlns:o="urn:schemas-microsoft-com:office:office" xmlns:oel="http://schemas.microsoft.com/office/2019/extlst" xmlns:r="http://schemas.openxmlformats.org/officeDocument/2006/relationships" xmlns:m="http://schemas.openxmlformats.org/officeDocument/2006/math" xmlns:v="urn:schemas-microsoft-com:vml" xmlns:wp14="http://schemas.microsoft.com/office/word/2010/wordprocessingDrawing" xmlns:wp="http://schemas.openxmlformats.org/drawingml/2006/wordprocessingDrawing" xmlns:w10="urn:schemas-microsoft-com:office:word" xmlns:w="http://schemas.openxmlformats.org/wordprocessingml/2006/main" xmlns:w14="http://schemas.microsoft.com/office/word/2010/wordml" xmlns:w15="http://schemas.microsoft.com/office/word/2012/wordml" xmlns:w16cex="http://schemas.microsoft.com/office/word/2018/wordml/cex" xmlns:w16cid="http://schemas.microsoft.com/office/word/2016/wordml/cid" xmlns:w16="http://schemas.microsoft.com/office/word/2018/wordml" xmlns:w16du="http://schemas.microsoft.com/office/word/2023/wordml/word16du" xmlns:w16sdtdh="http://schemas.microsoft.com/office/word/2020/wordml/sdtdatahash" xmlns:w16sdtfl="http://schemas.microsoft.com/office/word/2024/wordml/sdtformatlock" xmlns:w16se="http://schemas.microsoft.com/office/word/2015/wordml/symex" xmlns:wpg="http://schemas.microsoft.com/office/word/2010/wordprocessingGroup" xmlns:wpi="http://schemas.microsoft.com/office/word/2010/wordprocessingInk" xmlns:wne="http://schemas.microsoft.com/office/word/2006/wordml" xmlns:wps="http://schemas.microsoft.com/office/word/2010/wordprocessingShape" mc:Ignorable="w14 w15 w16se w16cid w16 w16cex w16sdtdh w16sdtfl w16du wp14">
+<w:numbering xmlns:wpc="http://schemas.microsoft.com/office/word/2010/wordprocessingCanvas" xmlns:cx="http://schemas.microsoft.com/office/drawing/2014/chartex" xmlns:cx1="http://schemas.microsoft.com/office/drawing/2015/9/8/chartex" xmlns:cx2="http://schemas.microsoft.com/office/drawing/2015/10/21/chartex" xmlns:cx3="http://schemas.microsoft.com/office/drawing/2016/5/9/chartex" xmlns:cx4="http://schemas.microsoft.com/office/drawing/2016/5/10/chartex" xmlns:cx5="http://schemas.microsoft.com/office/drawing/2016/5/11/chartex" xmlns:cx6="http://schemas.microsoft.com/office/drawing/2016/5/12/chartex" xmlns:cx7="http://schemas.microsoft.com/office/drawing/2016/5/13/chartex" xmlns:cx8="http://schemas.microsoft.com/office/drawing/2016/5/14/chartex" xmlns:mc="http://schemas.openxmlformats.org/markup-compatibility/2006" xmlns:m="http://schemas.openxmlformats.org/officeDocument/2006/math" xmlns:aink="http://schemas.microsoft.com/office/drawing/2016/ink" xmlns:am3d="http://schemas.microsoft.com/office/drawing/2017/model3d" xmlns:oel="http://schemas.microsoft.com/office/2019/extlst" xmlns:r="http://schemas.openxmlformats.org/officeDocument/2006/relationships" xmlns:wp14="http://schemas.microsoft.com/office/word/2010/wordprocessingDrawing" xmlns:wp="http://schemas.openxmlformats.org/drawingml/2006/wordprocessingDrawing" xmlns:wpg="http://schemas.microsoft.com/office/word/2010/wordprocessingGroup" xmlns:wpi="http://schemas.microsoft.com/office/word/2010/wordprocessingInk" xmlns:wps="http://schemas.microsoft.com/office/word/2010/wordprocessingShape" xmlns:o="urn:schemas-microsoft-com:office:office" xmlns:v="urn:schemas-microsoft-com:vml" xmlns:w10="urn:schemas-microsoft-com:office:word" xmlns:w="http://schemas.openxmlformats.org/wordprocessingml/2006/main" xmlns:w14="http://schemas.microsoft.com/office/word/2010/wordml" xmlns:w15="http://schemas.microsoft.com/office/word/2012/wordml" xmlns:w16cex="http://schemas.microsoft.com/office/word/2018/wordml/cex" xmlns:w16cid="http://schemas.microsoft.com/office/word/2016/wordml/cid" xmlns:w16="http://schemas.microsoft.com/office/word/2018/wordml" xmlns:w16sdtdh="http://schemas.microsoft.com/office/word/2020/wordml/sdtdatahash" xmlns:w16sdtfl="http://schemas.microsoft.com/office/word/2024/wordml/sdtformatlock" xmlns:w16se="http://schemas.microsoft.com/office/word/2015/wordml/symex" xmlns:w16du="http://schemas.microsoft.com/office/word/2023/wordml/word16du" xmlns:wne="http://schemas.microsoft.com/office/word/2006/wordml" mc:Ignorable="w14 w15 w16se w16cid w16 w16cex w16sdtdh w16sdtfl w16du wp14">
   <w:abstractNum w:abstractNumId="0" w15:restartNumberingAfterBreak="0">
     <w:nsid w:val="225B2940"/>
     <w:multiLevelType w:val="hybridMultilevel"/>
@@ -7144,7 +6876,7 @@
 </file>
 
 <file path=word/styles.xml><?xml version="1.0" encoding="utf-8"?>
-<w:styles xmlns:mc="http://schemas.openxmlformats.org/markup-compatibility/2006" xmlns:r="http://schemas.openxmlformats.org/officeDocument/2006/relationships" xmlns:w="http://schemas.openxmlformats.org/wordprocessingml/2006/main" xmlns:w14="http://schemas.microsoft.com/office/word/2010/wordml" xmlns:w15="http://schemas.microsoft.com/office/word/2012/wordml" xmlns:w16cex="http://schemas.microsoft.com/office/word/2018/wordml/cex" xmlns:w16cid="http://schemas.microsoft.com/office/word/2016/wordml/cid" xmlns:w16="http://schemas.microsoft.com/office/word/2018/wordml" xmlns:w16du="http://schemas.microsoft.com/office/word/2023/wordml/word16du" xmlns:w16sdtdh="http://schemas.microsoft.com/office/word/2020/wordml/sdtdatahash" xmlns:w16sdtfl="http://schemas.microsoft.com/office/word/2024/wordml/sdtformatlock" xmlns:w16se="http://schemas.microsoft.com/office/word/2015/wordml/symex" mc:Ignorable="w14 w15 w16se w16cid w16 w16cex w16sdtdh w16sdtfl w16du">
+<w:styles xmlns:mc="http://schemas.openxmlformats.org/markup-compatibility/2006" xmlns:r="http://schemas.openxmlformats.org/officeDocument/2006/relationships" xmlns:w="http://schemas.openxmlformats.org/wordprocessingml/2006/main" xmlns:w14="http://schemas.microsoft.com/office/word/2010/wordml" xmlns:w15="http://schemas.microsoft.com/office/word/2012/wordml" xmlns:w16cex="http://schemas.microsoft.com/office/word/2018/wordml/cex" xmlns:w16cid="http://schemas.microsoft.com/office/word/2016/wordml/cid" xmlns:w16="http://schemas.microsoft.com/office/word/2018/wordml" xmlns:w16sdtdh="http://schemas.microsoft.com/office/word/2020/wordml/sdtdatahash" xmlns:w16sdtfl="http://schemas.microsoft.com/office/word/2024/wordml/sdtformatlock" xmlns:w16se="http://schemas.microsoft.com/office/word/2015/wordml/symex" xmlns:w16du="http://schemas.microsoft.com/office/word/2023/wordml/word16du" mc:Ignorable="w14 w15 w16se w16cid w16 w16cex w16sdtdh w16sdtfl w16du">
   <w:docDefaults>
     <w:rPrDefault>
       <w:rPr>
